--- a/docx/registro-continuidad.docx
+++ b/docx/registro-continuidad.docx
@@ -23,7 +23,7 @@
     </w:p>
     <w:p>
       <w:r>
-        <w:t>Última actualización: 28 de octubre de 2026.</w:t>
+        <w:t>Última actualización: 31 de octubre de 2026.</w:t>
       </w:r>
     </w:p>
     <w:p/>
@@ -343,6 +343,391 @@
           </w:p>
         </w:tc>
       </w:tr>
+      <w:tr>
+        <w:tc>
+          <w:tcPr>
+            <w:tcW w:type="dxa" w:w="2160"/>
+          </w:tcPr>
+          <w:p>
+            <w:r/>
+            <w:r>
+              <w:t>A5</w:t>
+            </w:r>
+          </w:p>
+        </w:tc>
+        <w:tc>
+          <w:tcPr>
+            <w:tcW w:type="dxa" w:w="2160"/>
+          </w:tcPr>
+          <w:p>
+            <w:r/>
+            <w:r>
+              <w:t>Estructura del Cap. 2</w:t>
+            </w:r>
+          </w:p>
+        </w:tc>
+        <w:tc>
+          <w:tcPr>
+            <w:tcW w:type="dxa" w:w="2160"/>
+          </w:tcPr>
+          <w:p>
+            <w:r/>
+            <w:r>
+              <w:rPr>
+                <w:b/>
+              </w:rPr>
+              <w:t>6 POV reordenados (Eloy → Magnus → Iliana → Adoral → Seth → Hope) con cortes de tensión. Opción b: encuentro Seth–Iliana en Cap. 2; masacre de Mildraugh = arranque Acto II.</w:t>
+            </w:r>
+          </w:p>
+        </w:tc>
+        <w:tc>
+          <w:tcPr>
+            <w:tcW w:type="dxa" w:w="2160"/>
+          </w:tcPr>
+          <w:p>
+            <w:r/>
+            <w:r>
+              <w:t xml:space="preserve">Escaleta en </w:t>
+            </w:r>
+            <w:r>
+              <w:rPr>
+                <w:rFonts w:ascii="Consolas" w:hAnsi="Consolas"/>
+              </w:rPr>
+              <w:t>manuscrito/cap-2-escaleta.md</w:t>
+            </w:r>
+            <w:r>
+              <w:t>; biblia §5, §6 bis, §8, §10, §11, §16-registro.</w:t>
+            </w:r>
+          </w:p>
+        </w:tc>
+      </w:tr>
+      <w:tr>
+        <w:tc>
+          <w:tcPr>
+            <w:tcW w:type="dxa" w:w="2160"/>
+          </w:tcPr>
+          <w:p>
+            <w:r/>
+            <w:r>
+              <w:t>A6</w:t>
+            </w:r>
+          </w:p>
+        </w:tc>
+        <w:tc>
+          <w:tcPr>
+            <w:tcW w:type="dxa" w:w="2160"/>
+          </w:tcPr>
+          <w:p>
+            <w:r/>
+            <w:r>
+              <w:t>Encuentro Seth–Iliana (móvil)</w:t>
+            </w:r>
+          </w:p>
+        </w:tc>
+        <w:tc>
+          <w:tcPr>
+            <w:tcW w:type="dxa" w:w="2160"/>
+          </w:tcPr>
+          <w:p>
+            <w:r/>
+            <w:r>
+              <w:rPr>
+                <w:b/>
+              </w:rPr>
+              <w:t>Opción C: Iliana no actúa por lástima.</w:t>
+            </w:r>
+            <w:r>
+              <w:t xml:space="preserve"> Seth se interpone en el asalto (bondad imprudente) y cae; ella se lo lleva por </w:t>
+            </w:r>
+            <w:r>
+              <w:rPr>
+                <w:b/>
+              </w:rPr>
+              <w:t>incomprensión</w:t>
+            </w:r>
+            <w:r>
+              <w:t xml:space="preserve"> (una pregunta sin responder), estando también herida.</w:t>
+            </w:r>
+          </w:p>
+        </w:tc>
+        <w:tc>
+          <w:tcPr>
+            <w:tcW w:type="dxa" w:w="2160"/>
+          </w:tcPr>
+          <w:p>
+            <w:r/>
+            <w:r>
+              <w:t>Biblia §10.</w:t>
+            </w:r>
+          </w:p>
+        </w:tc>
+      </w:tr>
+      <w:tr>
+        <w:tc>
+          <w:tcPr>
+            <w:tcW w:type="dxa" w:w="2160"/>
+          </w:tcPr>
+          <w:p>
+            <w:r/>
+            <w:r>
+              <w:t>A7</w:t>
+            </w:r>
+          </w:p>
+        </w:tc>
+        <w:tc>
+          <w:tcPr>
+            <w:tcW w:type="dxa" w:w="2160"/>
+          </w:tcPr>
+          <w:p>
+            <w:r/>
+            <w:r>
+              <w:t>Nombre de Seth</w:t>
+            </w:r>
+          </w:p>
+        </w:tc>
+        <w:tc>
+          <w:tcPr>
+            <w:tcW w:type="dxa" w:w="2160"/>
+          </w:tcPr>
+          <w:p>
+            <w:r/>
+            <w:r>
+              <w:rPr>
+                <w:b/>
+              </w:rPr>
+              <w:t>Despierta sabiéndolo y rectifica el nombre provisional de Iliana («No. Seth.»). Primer fragmento del otro lado de la amnesia; sin recuerdo ni contexto. No rompe la amnesia.</w:t>
+            </w:r>
+          </w:p>
+        </w:tc>
+        <w:tc>
+          <w:tcPr>
+            <w:tcW w:type="dxa" w:w="2160"/>
+          </w:tcPr>
+          <w:p>
+            <w:r/>
+            <w:r>
+              <w:t>Biblia §8.</w:t>
+            </w:r>
+          </w:p>
+        </w:tc>
+      </w:tr>
+      <w:tr>
+        <w:tc>
+          <w:tcPr>
+            <w:tcW w:type="dxa" w:w="2160"/>
+          </w:tcPr>
+          <w:p>
+            <w:r/>
+            <w:r>
+              <w:t>A8</w:t>
+            </w:r>
+          </w:p>
+        </w:tc>
+        <w:tc>
+          <w:tcPr>
+            <w:tcW w:type="dxa" w:w="2160"/>
+          </w:tcPr>
+          <w:p>
+            <w:r/>
+            <w:r>
+              <w:t>Hijos de la Horca</w:t>
+            </w:r>
+          </w:p>
+        </w:tc>
+        <w:tc>
+          <w:tcPr>
+            <w:tcW w:type="dxa" w:w="2160"/>
+          </w:tcPr>
+          <w:p>
+            <w:r/>
+            <w:r>
+              <w:rPr>
+                <w:b/>
+              </w:rPr>
+              <w:t>Secta ritual (ref. Crossed, pero con propósito). Estandarte: ahorcado con cordón umbilical.</w:t>
+            </w:r>
+            <w:r>
+              <w:t xml:space="preserve"> Canal de la red de trata.</w:t>
+            </w:r>
+          </w:p>
+        </w:tc>
+        <w:tc>
+          <w:tcPr>
+            <w:tcW w:type="dxa" w:w="2160"/>
+          </w:tcPr>
+          <w:p>
+            <w:r/>
+            <w:r>
+              <w:t>Biblia §6 bis.</w:t>
+            </w:r>
+          </w:p>
+        </w:tc>
+      </w:tr>
+      <w:tr>
+        <w:tc>
+          <w:tcPr>
+            <w:tcW w:type="dxa" w:w="2160"/>
+          </w:tcPr>
+          <w:p>
+            <w:r/>
+            <w:r>
+              <w:t>A9</w:t>
+            </w:r>
+          </w:p>
+        </w:tc>
+        <w:tc>
+          <w:tcPr>
+            <w:tcW w:type="dxa" w:w="2160"/>
+          </w:tcPr>
+          <w:p>
+            <w:r/>
+            <w:r>
+              <w:t>Red de trata</w:t>
+            </w:r>
+          </w:p>
+        </w:tc>
+        <w:tc>
+          <w:tcPr>
+            <w:tcW w:type="dxa" w:w="2160"/>
+          </w:tcPr>
+          <w:p>
+            <w:r/>
+            <w:r>
+              <w:rPr>
+                <w:b/>
+              </w:rPr>
+              <w:t>Convento + Aurelvar + Hijos de la Horca trafican con personas; desaparecen chicas del convento.</w:t>
+            </w:r>
+            <w:r>
+              <w:t xml:space="preserve"> Mildraugh se arrasa como </w:t>
+            </w:r>
+            <w:r>
+              <w:rPr>
+                <w:b/>
+              </w:rPr>
+              <w:t>encubrimiento</w:t>
+            </w:r>
+            <w:r>
+              <w:t xml:space="preserve"> (no por impago).</w:t>
+            </w:r>
+          </w:p>
+        </w:tc>
+        <w:tc>
+          <w:tcPr>
+            <w:tcW w:type="dxa" w:w="2160"/>
+          </w:tcPr>
+          <w:p>
+            <w:r/>
+            <w:r>
+              <w:t>Biblia §11, §6 bis, §5.</w:t>
+            </w:r>
+          </w:p>
+        </w:tc>
+      </w:tr>
+      <w:tr>
+        <w:tc>
+          <w:tcPr>
+            <w:tcW w:type="dxa" w:w="2160"/>
+          </w:tcPr>
+          <w:p>
+            <w:r/>
+            <w:r>
+              <w:t>A10</w:t>
+            </w:r>
+          </w:p>
+        </w:tc>
+        <w:tc>
+          <w:tcPr>
+            <w:tcW w:type="dxa" w:w="2160"/>
+          </w:tcPr>
+          <w:p>
+            <w:r/>
+            <w:r>
+              <w:t>Decisión del rey (Cap. 2)</w:t>
+            </w:r>
+          </w:p>
+        </w:tc>
+        <w:tc>
+          <w:tcPr>
+            <w:tcW w:type="dxa" w:w="2160"/>
+          </w:tcPr>
+          <w:p>
+            <w:r/>
+            <w:r>
+              <w:rPr>
+                <w:b/>
+              </w:rPr>
+              <w:t>El rey Darius aprieta a las tres casas → acelera el magnicidio (Cap. 3) y el repliegue de Aurelvar.</w:t>
+            </w:r>
+            <w:r>
+              <w:t xml:space="preserve"> Medida exacta aún por fijar al redactar.</w:t>
+            </w:r>
+          </w:p>
+        </w:tc>
+        <w:tc>
+          <w:tcPr>
+            <w:tcW w:type="dxa" w:w="2160"/>
+          </w:tcPr>
+          <w:p>
+            <w:r/>
+            <w:r>
+              <w:t>Biblia §5.</w:t>
+            </w:r>
+          </w:p>
+        </w:tc>
+      </w:tr>
+      <w:tr>
+        <w:tc>
+          <w:tcPr>
+            <w:tcW w:type="dxa" w:w="2160"/>
+          </w:tcPr>
+          <w:p>
+            <w:r/>
+            <w:r>
+              <w:t>A11</w:t>
+            </w:r>
+          </w:p>
+        </w:tc>
+        <w:tc>
+          <w:tcPr>
+            <w:tcW w:type="dxa" w:w="2160"/>
+          </w:tcPr>
+          <w:p>
+            <w:r/>
+            <w:r>
+              <w:t>Grafía del capitán</w:t>
+            </w:r>
+          </w:p>
+        </w:tc>
+        <w:tc>
+          <w:tcPr>
+            <w:tcW w:type="dxa" w:w="2160"/>
+          </w:tcPr>
+          <w:p>
+            <w:r/>
+            <w:r>
+              <w:rPr>
+                <w:b/>
+              </w:rPr>
+              <w:t>«Burdoun»</w:t>
+            </w:r>
+            <w:r>
+              <w:t xml:space="preserve"> (unifica B2).</w:t>
+            </w:r>
+          </w:p>
+        </w:tc>
+        <w:tc>
+          <w:tcPr>
+            <w:tcW w:type="dxa" w:w="2160"/>
+          </w:tcPr>
+          <w:p>
+            <w:r/>
+            <w:r>
+              <w:t>Biblia §5, escaleta Cap. 2.</w:t>
+            </w:r>
+          </w:p>
+        </w:tc>
+      </w:tr>
     </w:tbl>
     <w:p/>
     <w:p>
@@ -444,7 +829,7 @@
           <w:b/>
           <w:sz w:val="26"/>
         </w:rPr>
-        <w:t>B2 — Grafía del capitán: ¿Burdoun o Burdon?  · prioridad MEDIA</w:t>
+        <w:t>B2 — Grafía del capitán: ¿Burdoun o Burdon?  · ✅ RESUELTO (31 oct 2026)</w:t>
       </w:r>
     </w:p>
     <w:p>
@@ -478,7 +863,16 @@
         <w:t>Decisión:</w:t>
       </w:r>
       <w:r>
-        <w:t xml:space="preserve"> _pendiente (sugerencia: «Burdoun», más distintivo)._</w:t>
+        <w:t xml:space="preserve"> </w:t>
+      </w:r>
+      <w:r>
+        <w:rPr>
+          <w:b/>
+        </w:rPr>
+        <w:t>«Burdoun»</w:t>
+      </w:r>
+      <w:r>
+        <w:t xml:space="preserve"> (ver A11). _Falta aplicar la corrección en el manuscrito del Cap. 1 donde aparezca «Burdon»._</w:t>
       </w:r>
     </w:p>
     <w:p>

--- a/docx/registro-continuidad.docx
+++ b/docx/registro-continuidad.docx
@@ -712,7 +712,7 @@
               <w:t>«Burdoun»</w:t>
             </w:r>
             <w:r>
-              <w:t xml:space="preserve"> (unifica B2).</w:t>
+              <w:t xml:space="preserve"> (unifica B2). Verificado: el manuscrito vigente ya es consistente; nada que corregir.</w:t>
             </w:r>
           </w:p>
         </w:tc>
@@ -723,7 +723,233 @@
           <w:p>
             <w:r/>
             <w:r>
-              <w:t>Biblia §5, escaleta Cap. 2.</w:t>
+              <w:t>Biblia §5, §19, escaleta Cap. 2.</w:t>
+            </w:r>
+          </w:p>
+        </w:tc>
+      </w:tr>
+      <w:tr>
+        <w:tc>
+          <w:tcPr>
+            <w:tcW w:type="dxa" w:w="2160"/>
+          </w:tcPr>
+          <w:p>
+            <w:r/>
+            <w:r>
+              <w:t>A12</w:t>
+            </w:r>
+          </w:p>
+        </w:tc>
+        <w:tc>
+          <w:tcPr>
+            <w:tcW w:type="dxa" w:w="2160"/>
+          </w:tcPr>
+          <w:p>
+            <w:r/>
+            <w:r>
+              <w:t>Medida del rey (detalle)</w:t>
+            </w:r>
+          </w:p>
+        </w:tc>
+        <w:tc>
+          <w:tcPr>
+            <w:tcW w:type="dxa" w:w="2160"/>
+          </w:tcPr>
+          <w:p>
+            <w:r/>
+            <w:r>
+              <w:rPr>
+                <w:b/>
+              </w:rPr>
+              <w:t>(a) auditoría de rutas/finanzas + (c) concesión a presos/Barro</w:t>
+            </w:r>
+            <w:r>
+              <w:t xml:space="preserve"> (nacida de la petición de Magnus). Darius = rey del pueblo; su acto moral es su sentencia.</w:t>
+            </w:r>
+          </w:p>
+        </w:tc>
+        <w:tc>
+          <w:tcPr>
+            <w:tcW w:type="dxa" w:w="2160"/>
+          </w:tcPr>
+          <w:p>
+            <w:r/>
+            <w:r>
+              <w:t>Biblia §5.</w:t>
+            </w:r>
+          </w:p>
+        </w:tc>
+      </w:tr>
+      <w:tr>
+        <w:tc>
+          <w:tcPr>
+            <w:tcW w:type="dxa" w:w="2160"/>
+          </w:tcPr>
+          <w:p>
+            <w:r/>
+            <w:r>
+              <w:t>A13</w:t>
+            </w:r>
+          </w:p>
+        </w:tc>
+        <w:tc>
+          <w:tcPr>
+            <w:tcW w:type="dxa" w:w="2160"/>
+          </w:tcPr>
+          <w:p>
+            <w:r/>
+            <w:r>
+              <w:t>Fuga de Magnus</w:t>
+            </w:r>
+          </w:p>
+        </w:tc>
+        <w:tc>
+          <w:tcPr>
+            <w:tcW w:type="dxa" w:w="2160"/>
+          </w:tcPr>
+          <w:p>
+            <w:r/>
+            <w:r>
+              <w:rPr>
+                <w:b/>
+              </w:rPr>
+              <w:t>Runa por entregas en las comidas</w:t>
+            </w:r>
+            <w:r>
+              <w:t xml:space="preserve"> durante time skip &lt;2 sem.; Magnus comprende y </w:t>
+            </w:r>
+            <w:r>
+              <w:rPr>
+                <w:b/>
+              </w:rPr>
+              <w:t>se la talla en ambas palmas con las uñas</w:t>
+            </w:r>
+            <w:r>
+              <w:t xml:space="preserve">; la fuga (Cap. 3) se </w:t>
+            </w:r>
+            <w:r>
+              <w:rPr>
+                <w:b/>
+              </w:rPr>
+              <w:t>dispara con la muerte del padre</w:t>
+            </w:r>
+            <w:r>
+              <w:t>.</w:t>
+            </w:r>
+          </w:p>
+        </w:tc>
+        <w:tc>
+          <w:tcPr>
+            <w:tcW w:type="dxa" w:w="2160"/>
+          </w:tcPr>
+          <w:p>
+            <w:r/>
+            <w:r>
+              <w:t>Biblia §9.</w:t>
+            </w:r>
+          </w:p>
+        </w:tc>
+      </w:tr>
+      <w:tr>
+        <w:tc>
+          <w:tcPr>
+            <w:tcW w:type="dxa" w:w="2160"/>
+          </w:tcPr>
+          <w:p>
+            <w:r/>
+            <w:r>
+              <w:t>A14</w:t>
+            </w:r>
+          </w:p>
+        </w:tc>
+        <w:tc>
+          <w:tcPr>
+            <w:tcW w:type="dxa" w:w="2160"/>
+          </w:tcPr>
+          <w:p>
+            <w:r/>
+            <w:r>
+              <w:t>Conversación padre-hijo (Cap. 2)</w:t>
+            </w:r>
+          </w:p>
+        </w:tc>
+        <w:tc>
+          <w:tcPr>
+            <w:tcW w:type="dxa" w:w="2160"/>
+          </w:tcPr>
+          <w:p>
+            <w:r/>
+            <w:r>
+              <w:rPr>
+                <w:b/>
+              </w:rPr>
+              <w:t>100% desde el POV de Magnus;</w:t>
+            </w:r>
+            <w:r>
+              <w:t xml:space="preserve"> Darius demuestra amor con actos, sin nombrar el parentesco (§9 reserva la revelación); Magnus hace las paces en silencio. Adoral solo muestra el entorno reaccionando.</w:t>
+            </w:r>
+          </w:p>
+        </w:tc>
+        <w:tc>
+          <w:tcPr>
+            <w:tcW w:type="dxa" w:w="2160"/>
+          </w:tcPr>
+          <w:p>
+            <w:r/>
+            <w:r>
+              <w:t>Biblia §9, §5.</w:t>
+            </w:r>
+          </w:p>
+        </w:tc>
+      </w:tr>
+      <w:tr>
+        <w:tc>
+          <w:tcPr>
+            <w:tcW w:type="dxa" w:w="2160"/>
+          </w:tcPr>
+          <w:p>
+            <w:r/>
+            <w:r>
+              <w:t>A15</w:t>
+            </w:r>
+          </w:p>
+        </w:tc>
+        <w:tc>
+          <w:tcPr>
+            <w:tcW w:type="dxa" w:w="2160"/>
+          </w:tcPr>
+          <w:p>
+            <w:r/>
+            <w:r>
+              <w:t>Time skip del Cap. 2</w:t>
+            </w:r>
+          </w:p>
+        </w:tc>
+        <w:tc>
+          <w:tcPr>
+            <w:tcW w:type="dxa" w:w="2160"/>
+          </w:tcPr>
+          <w:p>
+            <w:r/>
+            <w:r>
+              <w:rPr>
+                <w:b/>
+              </w:rPr>
+              <w:t>&lt;2 semanas para todos los POV salvo Seth</w:t>
+            </w:r>
+            <w:r>
+              <w:t xml:space="preserve"> (cae «ahora» en la ruta de Iliana; único presente inmediato). Orden de POV: Eloy → Adoral → Iliana → Hope → Magnus → Seth.</w:t>
+            </w:r>
+          </w:p>
+        </w:tc>
+        <w:tc>
+          <w:tcPr>
+            <w:tcW w:type="dxa" w:w="2160"/>
+          </w:tcPr>
+          <w:p>
+            <w:r/>
+            <w:r>
+              <w:t>Escaleta Cap. 2.</w:t>
             </w:r>
           </w:p>
         </w:tc>
@@ -872,7 +1098,16 @@
         <w:t>«Burdoun»</w:t>
       </w:r>
       <w:r>
-        <w:t xml:space="preserve"> (ver A11). _Falta aplicar la corrección en el manuscrito del Cap. 1 donde aparezca «Burdon»._</w:t>
+        <w:t xml:space="preserve"> (ver A11). _Verificado 31 oct: el manuscrito vigente (</w:t>
+      </w:r>
+      <w:r>
+        <w:rPr>
+          <w:rFonts w:ascii="Consolas" w:hAnsi="Consolas"/>
+        </w:rPr>
+        <w:t>capitulo-1.md</w:t>
+      </w:r>
+      <w:r>
+        <w:t>) ya usa «Burdoun» de forma consistente; la variante «Burdon» solo vivía en una versión antigua. Nada que corregir en el manuscrito._</w:t>
       </w:r>
     </w:p>
     <w:p>

--- a/docx/registro-continuidad.docx
+++ b/docx/registro-continuidad.docx
@@ -950,6 +950,244 @@
             <w:r/>
             <w:r>
               <w:t>Escaleta Cap. 2.</w:t>
+            </w:r>
+          </w:p>
+        </w:tc>
+      </w:tr>
+      <w:tr>
+        <w:tc>
+          <w:tcPr>
+            <w:tcW w:type="dxa" w:w="2160"/>
+          </w:tcPr>
+          <w:p>
+            <w:r/>
+            <w:r>
+              <w:t>A16</w:t>
+            </w:r>
+          </w:p>
+        </w:tc>
+        <w:tc>
+          <w:tcPr>
+            <w:tcW w:type="dxa" w:w="2160"/>
+          </w:tcPr>
+          <w:p>
+            <w:r/>
+            <w:r>
+              <w:t>Reparto norte/sur del Acto I</w:t>
+            </w:r>
+          </w:p>
+        </w:tc>
+        <w:tc>
+          <w:tcPr>
+            <w:tcW w:type="dxa" w:w="2160"/>
+          </w:tcPr>
+          <w:p>
+            <w:r/>
+            <w:r>
+              <w:rPr>
+                <w:b/>
+              </w:rPr>
+              <w:t>Mildraugh cae en el Cap. 2</w:t>
+            </w:r>
+            <w:r>
+              <w:t xml:space="preserve"> (visto oblicuo). El </w:t>
+            </w:r>
+            <w:r>
+              <w:rPr>
+                <w:b/>
+              </w:rPr>
+              <w:t>contraplano</w:t>
+            </w:r>
+            <w:r>
+              <w:t xml:space="preserve"> (carreta con Dorn, despedida Bron/Yiel, explosión de la mina, Hope viendo a Seth/Iliana) + </w:t>
+            </w:r>
+            <w:r>
+              <w:rPr>
+                <w:b/>
+              </w:rPr>
+              <w:t>magnicidio + fuga de Magnus</w:t>
+            </w:r>
+            <w:r>
+              <w:t xml:space="preserve"> = </w:t>
+            </w:r>
+            <w:r>
+              <w:rPr>
+                <w:b/>
+              </w:rPr>
+              <w:t>Cap. 3</w:t>
+            </w:r>
+            <w:r>
+              <w:t>.</w:t>
+            </w:r>
+          </w:p>
+        </w:tc>
+        <w:tc>
+          <w:tcPr>
+            <w:tcW w:type="dxa" w:w="2160"/>
+          </w:tcPr>
+          <w:p>
+            <w:r/>
+            <w:r>
+              <w:t>Biblia §16.</w:t>
+            </w:r>
+          </w:p>
+        </w:tc>
+      </w:tr>
+      <w:tr>
+        <w:tc>
+          <w:tcPr>
+            <w:tcW w:type="dxa" w:w="2160"/>
+          </w:tcPr>
+          <w:p>
+            <w:r/>
+            <w:r>
+              <w:t>A17</w:t>
+            </w:r>
+          </w:p>
+        </w:tc>
+        <w:tc>
+          <w:tcPr>
+            <w:tcW w:type="dxa" w:w="2160"/>
+          </w:tcPr>
+          <w:p>
+            <w:r/>
+            <w:r>
+              <w:t>Convento = puerta del horror</w:t>
+            </w:r>
+          </w:p>
+        </w:tc>
+        <w:tc>
+          <w:tcPr>
+            <w:tcW w:type="dxa" w:w="2160"/>
+          </w:tcPr>
+          <w:p>
+            <w:r/>
+            <w:r>
+              <w:rPr>
+                <w:b/>
+              </w:rPr>
+              <w:t>Los Hijos de la Horca bajan a Mildraugh pasando por el convento.</w:t>
+            </w:r>
+            <w:r>
+              <w:t xml:space="preserve"> El POV de Hope cierra el Cap. 2 viéndolos bajar sin comprender (bisagra con el estandarte de Iliana).</w:t>
+            </w:r>
+          </w:p>
+        </w:tc>
+        <w:tc>
+          <w:tcPr>
+            <w:tcW w:type="dxa" w:w="2160"/>
+          </w:tcPr>
+          <w:p>
+            <w:r/>
+            <w:r>
+              <w:t>Biblia §11.</w:t>
+            </w:r>
+          </w:p>
+        </w:tc>
+      </w:tr>
+      <w:tr>
+        <w:tc>
+          <w:tcPr>
+            <w:tcW w:type="dxa" w:w="2160"/>
+          </w:tcPr>
+          <w:p>
+            <w:r/>
+            <w:r>
+              <w:t>A18</w:t>
+            </w:r>
+          </w:p>
+        </w:tc>
+        <w:tc>
+          <w:tcPr>
+            <w:tcW w:type="dxa" w:w="2160"/>
+          </w:tcPr>
+          <w:p>
+            <w:r/>
+            <w:r>
+              <w:t>Arco guerrero de Hope</w:t>
+            </w:r>
+          </w:p>
+        </w:tc>
+        <w:tc>
+          <w:tcPr>
+            <w:tcW w:type="dxa" w:w="2160"/>
+          </w:tcPr>
+          <w:p>
+            <w:r/>
+            <w:r>
+              <w:t xml:space="preserve">De «la pequeña dama» a </w:t>
+            </w:r>
+            <w:r>
+              <w:rPr>
+                <w:b/>
+              </w:rPr>
+              <w:t>Santa Hope de Mildraugh</w:t>
+            </w:r>
+            <w:r>
+              <w:t xml:space="preserve"> (guerrera devota; «salvar a uno más»; intervención divina que cura a los suyos). Con salvaguardas. Dorn la entrena.</w:t>
+            </w:r>
+          </w:p>
+        </w:tc>
+        <w:tc>
+          <w:tcPr>
+            <w:tcW w:type="dxa" w:w="2160"/>
+          </w:tcPr>
+          <w:p>
+            <w:r/>
+            <w:r>
+              <w:t>Biblia §11.</w:t>
+            </w:r>
+          </w:p>
+        </w:tc>
+      </w:tr>
+      <w:tr>
+        <w:tc>
+          <w:tcPr>
+            <w:tcW w:type="dxa" w:w="2160"/>
+          </w:tcPr>
+          <w:p>
+            <w:r/>
+            <w:r>
+              <w:t>A19</w:t>
+            </w:r>
+          </w:p>
+        </w:tc>
+        <w:tc>
+          <w:tcPr>
+            <w:tcW w:type="dxa" w:w="2160"/>
+          </w:tcPr>
+          <w:p>
+            <w:r/>
+            <w:r>
+              <w:t>Dorn, el leñador</w:t>
+            </w:r>
+          </w:p>
+        </w:tc>
+        <w:tc>
+          <w:tcPr>
+            <w:tcW w:type="dxa" w:w="2160"/>
+          </w:tcPr>
+          <w:p>
+            <w:r/>
+            <w:r>
+              <w:rPr>
+                <w:b/>
+              </w:rPr>
+              <w:t>Ex-caballero de otras tierras</w:t>
+            </w:r>
+            <w:r>
+              <w:t>, cicatriz de espada en el rostro. Saca a Hope y Eloy de Mildraugh (petición de Bron/Yiel) y entrena a Hope. Se presenta en el POV de Hope (Cap. 2) sin destripar su pasado.</w:t>
+            </w:r>
+          </w:p>
+        </w:tc>
+        <w:tc>
+          <w:tcPr>
+            <w:tcW w:type="dxa" w:w="2160"/>
+          </w:tcPr>
+          <w:p>
+            <w:r/>
+            <w:r>
+              <w:t>Biblia §11, §16.</w:t>
             </w:r>
           </w:p>
         </w:tc>

--- a/docx/registro-continuidad.docx
+++ b/docx/registro-continuidad.docx
@@ -1192,6 +1192,85 @@
           </w:p>
         </w:tc>
       </w:tr>
+      <w:tr>
+        <w:tc>
+          <w:tcPr>
+            <w:tcW w:type="dxa" w:w="2160"/>
+          </w:tcPr>
+          <w:p>
+            <w:r/>
+            <w:r>
+              <w:t>A20</w:t>
+            </w:r>
+          </w:p>
+        </w:tc>
+        <w:tc>
+          <w:tcPr>
+            <w:tcW w:type="dxa" w:w="2160"/>
+          </w:tcPr>
+          <w:p>
+            <w:r/>
+            <w:r>
+              <w:t>La diosa de Hope (modelo B)</w:t>
+            </w:r>
+          </w:p>
+        </w:tc>
+        <w:tc>
+          <w:tcPr>
+            <w:tcW w:type="dxa" w:w="2160"/>
+          </w:tcPr>
+          <w:p>
+            <w:r/>
+            <w:r>
+              <w:rPr>
+                <w:b/>
+              </w:rPr>
+              <w:t>Entidad antigua y mortal</w:t>
+            </w:r>
+            <w:r>
+              <w:t xml:space="preserve">, casi sin fieles; la masacre del convento la debilita; busca a Hope en sueños a rogarle que la difunda; Hope se niega/reprocha; pactan: difundir la fe a cambio de </w:t>
+            </w:r>
+            <w:r>
+              <w:rPr>
+                <w:b/>
+              </w:rPr>
+              <w:t>salvar</w:t>
+            </w:r>
+            <w:r>
+              <w:t xml:space="preserve"> → don de </w:t>
+            </w:r>
+            <w:r>
+              <w:rPr>
+                <w:b/>
+              </w:rPr>
+              <w:t>sanar (no al instante; asegura que no mueran)</w:t>
+            </w:r>
+            <w:r>
+              <w:t xml:space="preserve"> → milagro de batalla → «Santa Hope de Mildraugh». Nombre de trabajo: </w:t>
+            </w:r>
+            <w:r>
+              <w:rPr>
+                <w:b/>
+              </w:rPr>
+              <w:t>Madre de los Caminos</w:t>
+            </w:r>
+            <w:r>
+              <w:t xml:space="preserve"> (ya usado en el manuscrito). Coste y conexión con Vigilantes: abiertos.</w:t>
+            </w:r>
+          </w:p>
+        </w:tc>
+        <w:tc>
+          <w:tcPr>
+            <w:tcW w:type="dxa" w:w="2160"/>
+          </w:tcPr>
+          <w:p>
+            <w:r/>
+            <w:r>
+              <w:t>Biblia §11.</w:t>
+            </w:r>
+          </w:p>
+        </w:tc>
+      </w:tr>
     </w:tbl>
     <w:p/>
     <w:p>

--- a/docx/registro-continuidad.docx
+++ b/docx/registro-continuidad.docx
@@ -1255,7 +1255,7 @@
               <w:t>Madre de los Caminos</w:t>
             </w:r>
             <w:r>
-              <w:t xml:space="preserve"> (ya usado en el manuscrito). Coste y conexión con Vigilantes: abiertos.</w:t>
+              <w:t xml:space="preserve"> (ya usado en el manuscrito).</w:t>
             </w:r>
           </w:p>
         </w:tc>
@@ -1267,6 +1267,216 @@
             <w:r/>
             <w:r>
               <w:t>Biblia §11.</w:t>
+            </w:r>
+          </w:p>
+        </w:tc>
+      </w:tr>
+      <w:tr>
+        <w:tc>
+          <w:tcPr>
+            <w:tcW w:type="dxa" w:w="2160"/>
+          </w:tcPr>
+          <w:p>
+            <w:r/>
+            <w:r>
+              <w:t>A21</w:t>
+            </w:r>
+          </w:p>
+        </w:tc>
+        <w:tc>
+          <w:tcPr>
+            <w:tcW w:type="dxa" w:w="2160"/>
+          </w:tcPr>
+          <w:p>
+            <w:r/>
+            <w:r>
+              <w:t>Coste de la bendición + paralelismo</w:t>
+            </w:r>
+          </w:p>
+        </w:tc>
+        <w:tc>
+          <w:tcPr>
+            <w:tcW w:type="dxa" w:w="2160"/>
+          </w:tcPr>
+          <w:p>
+            <w:r/>
+            <w:r>
+              <w:t xml:space="preserve">Hope </w:t>
+            </w:r>
+            <w:r>
+              <w:rPr>
+                <w:b/>
+              </w:rPr>
+              <w:t>carga una fracción del dolor</w:t>
+            </w:r>
+            <w:r>
+              <w:t xml:space="preserve"> de cada salvado; gana resistencia hasta </w:t>
+            </w:r>
+            <w:r>
+              <w:rPr>
+                <w:b/>
+              </w:rPr>
+              <w:t>anestesiarse</w:t>
+            </w:r>
+            <w:r>
+              <w:t xml:space="preserve">. </w:t>
+            </w:r>
+            <w:r>
+              <w:rPr>
+                <w:b/>
+              </w:rPr>
+              <w:t>Hope↔Seth</w:t>
+            </w:r>
+            <w:r>
+              <w:t xml:space="preserve">: altruistas deformados en sentidos opuestos (ella carga el dolor, él lucha por él) → </w:t>
+            </w:r>
+            <w:r>
+              <w:rPr>
+                <w:b/>
+              </w:rPr>
+              <w:t>Santa vs. Clérigo, potencias equivalentes</w:t>
+            </w:r>
+            <w:r>
+              <w:t>. Arco = material del Acto III (tras salto temporal).</w:t>
+            </w:r>
+          </w:p>
+        </w:tc>
+        <w:tc>
+          <w:tcPr>
+            <w:tcW w:type="dxa" w:w="2160"/>
+          </w:tcPr>
+          <w:p>
+            <w:r/>
+            <w:r>
+              <w:t>Biblia §11.</w:t>
+            </w:r>
+          </w:p>
+        </w:tc>
+      </w:tr>
+      <w:tr>
+        <w:tc>
+          <w:tcPr>
+            <w:tcW w:type="dxa" w:w="2160"/>
+          </w:tcPr>
+          <w:p>
+            <w:r/>
+            <w:r>
+              <w:t>A22</w:t>
+            </w:r>
+          </w:p>
+        </w:tc>
+        <w:tc>
+          <w:tcPr>
+            <w:tcW w:type="dxa" w:w="2160"/>
+          </w:tcPr>
+          <w:p>
+            <w:r/>
+            <w:r>
+              <w:t>«La fe crea» + villano futuro</w:t>
+            </w:r>
+          </w:p>
+        </w:tc>
+        <w:tc>
+          <w:tcPr>
+            <w:tcW w:type="dxa" w:w="2160"/>
+          </w:tcPr>
+          <w:p>
+            <w:r/>
+            <w:r>
+              <w:t xml:space="preserve">Muchos dioses antiguos murieron; la </w:t>
+            </w:r>
+            <w:r>
+              <w:rPr>
+                <w:b/>
+              </w:rPr>
+              <w:t>creencia colectiva intensa crea</w:t>
+            </w:r>
+            <w:r>
+              <w:t xml:space="preserve"> entidades (ref. Berserk). Unifica la diosa, los Vigilantes (sin cerrar) y un </w:t>
+            </w:r>
+            <w:r>
+              <w:rPr>
+                <w:b/>
+              </w:rPr>
+              <w:t>villano post-guerra civil</w:t>
+            </w:r>
+            <w:r>
+              <w:t xml:space="preserve"> nacido de la fe/el dolor (distinto del Clérigo).</w:t>
+            </w:r>
+          </w:p>
+        </w:tc>
+        <w:tc>
+          <w:tcPr>
+            <w:tcW w:type="dxa" w:w="2160"/>
+          </w:tcPr>
+          <w:p>
+            <w:r/>
+            <w:r>
+              <w:t>Biblia §14.</w:t>
+            </w:r>
+          </w:p>
+        </w:tc>
+      </w:tr>
+      <w:tr>
+        <w:tc>
+          <w:tcPr>
+            <w:tcW w:type="dxa" w:w="2160"/>
+          </w:tcPr>
+          <w:p>
+            <w:r/>
+            <w:r>
+              <w:t>A23</w:t>
+            </w:r>
+          </w:p>
+        </w:tc>
+        <w:tc>
+          <w:tcPr>
+            <w:tcW w:type="dxa" w:w="2160"/>
+          </w:tcPr>
+          <w:p>
+            <w:r/>
+            <w:r>
+              <w:t>Estructura BAJO REVISIÓN</w:t>
+            </w:r>
+          </w:p>
+        </w:tc>
+        <w:tc>
+          <w:tcPr>
+            <w:tcW w:type="dxa" w:w="2160"/>
+          </w:tcPr>
+          <w:p>
+            <w:r/>
+            <w:r>
+              <w:t xml:space="preserve">La obra </w:t>
+            </w:r>
+            <w:r>
+              <w:rPr>
+                <w:b/>
+              </w:rPr>
+              <w:t>crecerá más allá de 5 actos</w:t>
+            </w:r>
+            <w:r>
+              <w:t xml:space="preserve"> (salto temporal; arco santo de Hope y villano = fase tardía). </w:t>
+            </w:r>
+            <w:r>
+              <w:rPr>
+                <w:b/>
+              </w:rPr>
+              <w:t>El Acto I no cambia</w:t>
+            </w:r>
+            <w:r>
+              <w:t>; nº real de actos a fijar al diseñar el Acto II/III.</w:t>
+            </w:r>
+          </w:p>
+        </w:tc>
+        <w:tc>
+          <w:tcPr>
+            <w:tcW w:type="dxa" w:w="2160"/>
+          </w:tcPr>
+          <w:p>
+            <w:r/>
+            <w:r>
+              <w:t>Biblia §16, §14.</w:t>
             </w:r>
           </w:p>
         </w:tc>

--- a/docx/registro-continuidad.docx
+++ b/docx/registro-continuidad.docx
@@ -1481,6 +1481,161 @@
           </w:p>
         </w:tc>
       </w:tr>
+      <w:tr>
+        <w:tc>
+          <w:tcPr>
+            <w:tcW w:type="dxa" w:w="2160"/>
+          </w:tcPr>
+          <w:p>
+            <w:r/>
+            <w:r>
+              <w:t>A24</w:t>
+            </w:r>
+          </w:p>
+        </w:tc>
+        <w:tc>
+          <w:tcPr>
+            <w:tcW w:type="dxa" w:w="2160"/>
+          </w:tcPr>
+          <w:p>
+            <w:r/>
+            <w:r>
+              <w:t>Las tres casas = potencias/villanos</w:t>
+            </w:r>
+          </w:p>
+        </w:tc>
+        <w:tc>
+          <w:tcPr>
+            <w:tcW w:type="dxa" w:w="2160"/>
+          </w:tcPr>
+          <w:p>
+            <w:r/>
+            <w:r>
+              <w:t xml:space="preserve">Cada una con un </w:t>
+            </w:r>
+            <w:r>
+              <w:rPr>
+                <w:b/>
+              </w:rPr>
+              <w:t>as</w:t>
+            </w:r>
+            <w:r>
+              <w:t xml:space="preserve"> que se neutraliza con los otros (equilibrio disuasorio). </w:t>
+            </w:r>
+            <w:r>
+              <w:rPr>
+                <w:b/>
+              </w:rPr>
+              <w:t>Aurelvar</w:t>
+            </w:r>
+            <w:r>
+              <w:t xml:space="preserve">: alquimia de la ceniza + </w:t>
+            </w:r>
+            <w:r>
+              <w:rPr>
+                <w:b/>
+              </w:rPr>
+              <w:t>alquimista-anomalía</w:t>
+            </w:r>
+            <w:r>
+              <w:t xml:space="preserve"> (personaje nuevo, nombre abierto). </w:t>
+            </w:r>
+            <w:r>
+              <w:rPr>
+                <w:b/>
+              </w:rPr>
+              <w:t>Dravon</w:t>
+            </w:r>
+            <w:r>
+              <w:t xml:space="preserve">: Corte Dorada comprada + armas alquímicas (dependencia con Aurelvar). </w:t>
+            </w:r>
+            <w:r>
+              <w:rPr>
+                <w:b/>
+              </w:rPr>
+              <w:t>Cendrel</w:t>
+            </w:r>
+            <w:r>
+              <w:t>: información + legitimidad. El rey = único blanco común.</w:t>
+            </w:r>
+          </w:p>
+        </w:tc>
+        <w:tc>
+          <w:tcPr>
+            <w:tcW w:type="dxa" w:w="2160"/>
+          </w:tcPr>
+          <w:p>
+            <w:r/>
+            <w:r>
+              <w:t>Biblia §5.</w:t>
+            </w:r>
+          </w:p>
+        </w:tc>
+      </w:tr>
+      <w:tr>
+        <w:tc>
+          <w:tcPr>
+            <w:tcW w:type="dxa" w:w="2160"/>
+          </w:tcPr>
+          <w:p>
+            <w:r/>
+            <w:r>
+              <w:t>A25</w:t>
+            </w:r>
+          </w:p>
+        </w:tc>
+        <w:tc>
+          <w:tcPr>
+            <w:tcW w:type="dxa" w:w="2160"/>
+          </w:tcPr>
+          <w:p>
+            <w:r/>
+            <w:r>
+              <w:t>Ironía del complot</w:t>
+            </w:r>
+          </w:p>
+        </w:tc>
+        <w:tc>
+          <w:tcPr>
+            <w:tcW w:type="dxa" w:w="2160"/>
+          </w:tcPr>
+          <w:p>
+            <w:r/>
+            <w:r>
+              <w:t xml:space="preserve">Aliadas para matar al rey, </w:t>
+            </w:r>
+            <w:r>
+              <w:rPr>
+                <w:b/>
+              </w:rPr>
+              <w:t>planeando destrozarse</w:t>
+            </w:r>
+            <w:r>
+              <w:t xml:space="preserve"> entre sí; su muerte </w:t>
+            </w:r>
+            <w:r>
+              <w:rPr>
+                <w:b/>
+              </w:rPr>
+              <w:t>desata</w:t>
+            </w:r>
+            <w:r>
+              <w:t xml:space="preserve"> la guerra de las tres contra las tres. 2º POV «Adoral» del Cap. 2 (coral, arranca en Cendrel).</w:t>
+            </w:r>
+          </w:p>
+        </w:tc>
+        <w:tc>
+          <w:tcPr>
+            <w:tcW w:type="dxa" w:w="2160"/>
+          </w:tcPr>
+          <w:p>
+            <w:r/>
+            <w:r>
+              <w:t>Biblia §5; escaleta Cap. 2.</w:t>
+            </w:r>
+          </w:p>
+        </w:tc>
+      </w:tr>
     </w:tbl>
     <w:p/>
     <w:p>
